--- a/docs/handouts/EXP-to-V5-CheatSheet_STUDENT.docx
+++ b/docs/handouts/EXP-to-V5-CheatSheet_STUDENT.docx
@@ -801,7 +801,7 @@
                 <w:i w:val="false"/>
                 <w:iCs w:val="false"/>
               </w:rPr>
-              <w:t xml:space="preserve">drive.arcade(power, turn)</w:t>
+              <w:t xml:space="preserve">drive.split_arcade(leftY, rightX)</w:t>
             </w:r>
           </w:p>
         </w:tc>

--- a/docs/handouts/EXP-to-V5-CheatSheet_STUDENT.docx
+++ b/docs/handouts/EXP-to-V5-CheatSheet_STUDENT.docx
@@ -158,7 +158,7 @@
         </w:tc>
         <w:tc>
           <w:tcPr>
-            <w:tcW w:type="dxa" w:w="3744"/>
+            <w:tcW w:type="dxa" w:w="3276"/>
             <w:tcBorders>
               <w:top w:val="single" w:color="BFC7D2" w:sz="4"/>
               <w:left w:val="single" w:color="BFC7D2" w:sz="4"/>
@@ -190,7 +190,7 @@
         </w:tc>
         <w:tc>
           <w:tcPr>
-            <w:tcW w:type="dxa" w:w="3089"/>
+            <w:tcW w:type="dxa" w:w="3557"/>
             <w:tcBorders>
               <w:top w:val="single" w:color="BFC7D2" w:sz="4"/>
               <w:left w:val="single" w:color="BFC7D2" w:sz="4"/>
@@ -256,7 +256,7 @@
         </w:tc>
         <w:tc>
           <w:tcPr>
-            <w:tcW w:type="dxa" w:w="3744"/>
+            <w:tcW w:type="dxa" w:w="3276"/>
             <w:tcBorders>
               <w:top w:val="single" w:color="BFC7D2" w:sz="4"/>
               <w:left w:val="single" w:color="BFC7D2" w:sz="4"/>
@@ -287,7 +287,7 @@
         </w:tc>
         <w:tc>
           <w:tcPr>
-            <w:tcW w:type="dxa" w:w="3089"/>
+            <w:tcW w:type="dxa" w:w="3557"/>
             <w:tcBorders>
               <w:top w:val="single" w:color="BFC7D2" w:sz="4"/>
               <w:left w:val="single" w:color="BFC7D2" w:sz="4"/>
@@ -353,7 +353,7 @@
         </w:tc>
         <w:tc>
           <w:tcPr>
-            <w:tcW w:type="dxa" w:w="3744"/>
+            <w:tcW w:type="dxa" w:w="3276"/>
             <w:tcBorders>
               <w:top w:val="single" w:color="BFC7D2" w:sz="4"/>
               <w:left w:val="single" w:color="BFC7D2" w:sz="4"/>
@@ -385,7 +385,7 @@
         </w:tc>
         <w:tc>
           <w:tcPr>
-            <w:tcW w:type="dxa" w:w="3089"/>
+            <w:tcW w:type="dxa" w:w="3557"/>
             <w:tcBorders>
               <w:top w:val="single" w:color="BFC7D2" w:sz="4"/>
               <w:left w:val="single" w:color="BFC7D2" w:sz="4"/>
@@ -451,7 +451,7 @@
         </w:tc>
         <w:tc>
           <w:tcPr>
-            <w:tcW w:type="dxa" w:w="3744"/>
+            <w:tcW w:type="dxa" w:w="3276"/>
             <w:tcBorders>
               <w:top w:val="single" w:color="BFC7D2" w:sz="4"/>
               <w:left w:val="single" w:color="BFC7D2" w:sz="4"/>
@@ -482,7 +482,7 @@
         </w:tc>
         <w:tc>
           <w:tcPr>
-            <w:tcW w:type="dxa" w:w="3089"/>
+            <w:tcW w:type="dxa" w:w="3557"/>
             <w:tcBorders>
               <w:top w:val="single" w:color="BFC7D2" w:sz="4"/>
               <w:left w:val="single" w:color="BFC7D2" w:sz="4"/>
@@ -548,7 +548,7 @@
         </w:tc>
         <w:tc>
           <w:tcPr>
-            <w:tcW w:type="dxa" w:w="3744"/>
+            <w:tcW w:type="dxa" w:w="3276"/>
             <w:tcBorders>
               <w:top w:val="single" w:color="BFC7D2" w:sz="4"/>
               <w:left w:val="single" w:color="BFC7D2" w:sz="4"/>
@@ -580,7 +580,7 @@
         </w:tc>
         <w:tc>
           <w:tcPr>
-            <w:tcW w:type="dxa" w:w="3089"/>
+            <w:tcW w:type="dxa" w:w="3557"/>
             <w:tcBorders>
               <w:top w:val="single" w:color="BFC7D2" w:sz="4"/>
               <w:left w:val="single" w:color="BFC7D2" w:sz="4"/>
@@ -646,7 +646,7 @@
         </w:tc>
         <w:tc>
           <w:tcPr>
-            <w:tcW w:type="dxa" w:w="3744"/>
+            <w:tcW w:type="dxa" w:w="3276"/>
             <w:tcBorders>
               <w:top w:val="single" w:color="BFC7D2" w:sz="4"/>
               <w:left w:val="single" w:color="BFC7D2" w:sz="4"/>
@@ -677,7 +677,7 @@
         </w:tc>
         <w:tc>
           <w:tcPr>
-            <w:tcW w:type="dxa" w:w="3089"/>
+            <w:tcW w:type="dxa" w:w="3557"/>
             <w:tcBorders>
               <w:top w:val="single" w:color="BFC7D2" w:sz="4"/>
               <w:left w:val="single" w:color="BFC7D2" w:sz="4"/>
@@ -743,7 +743,7 @@
         </w:tc>
         <w:tc>
           <w:tcPr>
-            <w:tcW w:type="dxa" w:w="3744"/>
+            <w:tcW w:type="dxa" w:w="3276"/>
             <w:tcBorders>
               <w:top w:val="single" w:color="BFC7D2" w:sz="4"/>
               <w:left w:val="single" w:color="BFC7D2" w:sz="4"/>
@@ -775,7 +775,7 @@
         </w:tc>
         <w:tc>
           <w:tcPr>
-            <w:tcW w:type="dxa" w:w="3089"/>
+            <w:tcW w:type="dxa" w:w="3557"/>
             <w:tcBorders>
               <w:top w:val="single" w:color="BFC7D2" w:sz="4"/>
               <w:left w:val="single" w:color="BFC7D2" w:sz="4"/>
@@ -841,7 +841,7 @@
         </w:tc>
         <w:tc>
           <w:tcPr>
-            <w:tcW w:type="dxa" w:w="3744"/>
+            <w:tcW w:type="dxa" w:w="3276"/>
             <w:tcBorders>
               <w:top w:val="single" w:color="BFC7D2" w:sz="4"/>
               <w:left w:val="single" w:color="BFC7D2" w:sz="4"/>
@@ -872,7 +872,7 @@
         </w:tc>
         <w:tc>
           <w:tcPr>
-            <w:tcW w:type="dxa" w:w="3089"/>
+            <w:tcW w:type="dxa" w:w="3557"/>
             <w:tcBorders>
               <w:top w:val="single" w:color="BFC7D2" w:sz="4"/>
               <w:left w:val="single" w:color="BFC7D2" w:sz="4"/>
@@ -932,45 +932,45 @@
                 <w:iCs w:val="false"/>
                 <w:color w:val="1F3864"/>
               </w:rPr>
-              <w:t xml:space="preserve">Turn by an angle</w:t>
-            </w:r>
-          </w:p>
-        </w:tc>
-        <w:tc>
-          <w:tcPr>
-            <w:tcW w:type="dxa" w:w="3744"/>
-            <w:tcBorders>
-              <w:top w:val="single" w:color="BFC7D2" w:sz="4"/>
-              <w:left w:val="single" w:color="BFC7D2" w:sz="4"/>
-              <w:bottom w:val="single" w:color="BFC7D2" w:sz="4"/>
-              <w:right w:val="single" w:color="BFC7D2" w:sz="4"/>
-            </w:tcBorders>
-            <w:shd w:fill="F2F7FC" w:val="clear"/>
-            <w:tcMar>
-              <w:top w:type="dxa" w:w="55"/>
-              <w:left w:type="dxa" w:w="90"/>
-              <w:bottom w:type="dxa" w:w="55"/>
-              <w:right w:type="dxa" w:w="90"/>
-            </w:tcMar>
-          </w:tcPr>
-          <w:p>
-            <w:pPr>
-              <w:spacing w:line="250"/>
-            </w:pPr>
-            <w:r>
-              <w:rPr>
-                <w:b w:val="false"/>
-                <w:bCs w:val="false"/>
-                <w:i w:val="false"/>
-                <w:iCs w:val="false"/>
-              </w:rPr>
-              <w:t xml:space="preserve">Drivetrain.turnFor(right, 90, degrees)</w:t>
-            </w:r>
-          </w:p>
-        </w:tc>
-        <w:tc>
-          <w:tcPr>
-            <w:tcW w:type="dxa" w:w="3089"/>
+              <w:t xml:space="preserve">Turn to a heading (absolute)</w:t>
+            </w:r>
+          </w:p>
+        </w:tc>
+        <w:tc>
+          <w:tcPr>
+            <w:tcW w:type="dxa" w:w="3276"/>
+            <w:tcBorders>
+              <w:top w:val="single" w:color="BFC7D2" w:sz="4"/>
+              <w:left w:val="single" w:color="BFC7D2" w:sz="4"/>
+              <w:bottom w:val="single" w:color="BFC7D2" w:sz="4"/>
+              <w:right w:val="single" w:color="BFC7D2" w:sz="4"/>
+            </w:tcBorders>
+            <w:shd w:fill="F2F7FC" w:val="clear"/>
+            <w:tcMar>
+              <w:top w:type="dxa" w:w="55"/>
+              <w:left w:type="dxa" w:w="90"/>
+              <w:bottom w:type="dxa" w:w="55"/>
+              <w:right w:type="dxa" w:w="90"/>
+            </w:tcMar>
+          </w:tcPr>
+          <w:p>
+            <w:pPr>
+              <w:spacing w:line="250"/>
+            </w:pPr>
+            <w:r>
+              <w:rPr>
+                <w:b w:val="false"/>
+                <w:bCs w:val="false"/>
+                <w:i w:val="false"/>
+                <w:iCs w:val="false"/>
+              </w:rPr>
+              <w:t xml:space="preserve">Drivetrain.turnToHeading(90, degrees)</w:t>
+            </w:r>
+          </w:p>
+        </w:tc>
+        <w:tc>
+          <w:tcPr>
+            <w:tcW w:type="dxa" w:w="3557"/>
             <w:tcBorders>
               <w:top w:val="single" w:color="BFC7D2" w:sz="4"/>
               <w:left w:val="single" w:color="BFC7D2" w:sz="4"/>
@@ -1030,69 +1030,69 @@
                 <w:iCs w:val="false"/>
                 <w:color w:val="1F3864"/>
               </w:rPr>
-              <w:t xml:space="preserve">Turn to face a heading</w:t>
-            </w:r>
-          </w:p>
-        </w:tc>
-        <w:tc>
-          <w:tcPr>
-            <w:tcW w:type="dxa" w:w="3744"/>
-            <w:tcBorders>
-              <w:top w:val="single" w:color="BFC7D2" w:sz="4"/>
-              <w:left w:val="single" w:color="BFC7D2" w:sz="4"/>
-              <w:bottom w:val="single" w:color="BFC7D2" w:sz="4"/>
-              <w:right w:val="single" w:color="BFC7D2" w:sz="4"/>
-            </w:tcBorders>
-            <w:tcMar>
-              <w:top w:type="dxa" w:w="55"/>
-              <w:left w:type="dxa" w:w="90"/>
-              <w:bottom w:type="dxa" w:w="55"/>
-              <w:right w:type="dxa" w:w="90"/>
-            </w:tcMar>
-          </w:tcPr>
-          <w:p>
-            <w:pPr>
-              <w:spacing w:line="250"/>
-            </w:pPr>
-            <w:r>
-              <w:rPr>
-                <w:b w:val="false"/>
-                <w:bCs w:val="false"/>
-                <w:i w:val="false"/>
-                <w:iCs w:val="false"/>
-              </w:rPr>
-              <w:t xml:space="preserve">Drivetrain.turnToHeading(90, degrees)</w:t>
-            </w:r>
-          </w:p>
-        </w:tc>
-        <w:tc>
-          <w:tcPr>
-            <w:tcW w:type="dxa" w:w="3089"/>
-            <w:tcBorders>
-              <w:top w:val="single" w:color="BFC7D2" w:sz="4"/>
-              <w:left w:val="single" w:color="BFC7D2" w:sz="4"/>
-              <w:bottom w:val="single" w:color="BFC7D2" w:sz="4"/>
-              <w:right w:val="single" w:color="BFC7D2" w:sz="4"/>
-            </w:tcBorders>
-            <w:tcMar>
-              <w:top w:type="dxa" w:w="55"/>
-              <w:left w:type="dxa" w:w="90"/>
-              <w:bottom w:type="dxa" w:w="55"/>
-              <w:right w:type="dxa" w:w="90"/>
-            </w:tcMar>
-          </w:tcPr>
-          <w:p>
-            <w:pPr>
-              <w:spacing w:line="250"/>
-            </w:pPr>
-            <w:r>
-              <w:rPr>
-                <w:b w:val="false"/>
-                <w:bCs w:val="false"/>
-                <w:i w:val="false"/>
-                <w:iCs w:val="false"/>
-              </w:rPr>
-              <w:t xml:space="preserve">drive.turn_to_angle(90)</w:t>
+              <w:t xml:space="preserve">Turn a set amount (relative)</w:t>
+            </w:r>
+          </w:p>
+        </w:tc>
+        <w:tc>
+          <w:tcPr>
+            <w:tcW w:type="dxa" w:w="3276"/>
+            <w:tcBorders>
+              <w:top w:val="single" w:color="BFC7D2" w:sz="4"/>
+              <w:left w:val="single" w:color="BFC7D2" w:sz="4"/>
+              <w:bottom w:val="single" w:color="BFC7D2" w:sz="4"/>
+              <w:right w:val="single" w:color="BFC7D2" w:sz="4"/>
+            </w:tcBorders>
+            <w:tcMar>
+              <w:top w:type="dxa" w:w="55"/>
+              <w:left w:type="dxa" w:w="90"/>
+              <w:bottom w:type="dxa" w:w="55"/>
+              <w:right w:type="dxa" w:w="90"/>
+            </w:tcMar>
+          </w:tcPr>
+          <w:p>
+            <w:pPr>
+              <w:spacing w:line="250"/>
+            </w:pPr>
+            <w:r>
+              <w:rPr>
+                <w:b w:val="false"/>
+                <w:bCs w:val="false"/>
+                <w:i w:val="false"/>
+                <w:iCs w:val="false"/>
+              </w:rPr>
+              <w:t xml:space="preserve">Drivetrain.turnFor(right, 90, degrees)</w:t>
+            </w:r>
+          </w:p>
+        </w:tc>
+        <w:tc>
+          <w:tcPr>
+            <w:tcW w:type="dxa" w:w="3557"/>
+            <w:tcBorders>
+              <w:top w:val="single" w:color="BFC7D2" w:sz="4"/>
+              <w:left w:val="single" w:color="BFC7D2" w:sz="4"/>
+              <w:bottom w:val="single" w:color="BFC7D2" w:sz="4"/>
+              <w:right w:val="single" w:color="BFC7D2" w:sz="4"/>
+            </w:tcBorders>
+            <w:tcMar>
+              <w:top w:type="dxa" w:w="55"/>
+              <w:left w:type="dxa" w:w="90"/>
+              <w:bottom w:type="dxa" w:w="55"/>
+              <w:right w:type="dxa" w:w="90"/>
+            </w:tcMar>
+          </w:tcPr>
+          <w:p>
+            <w:pPr>
+              <w:spacing w:line="250"/>
+            </w:pPr>
+            <w:r>
+              <w:rPr>
+                <w:b w:val="false"/>
+                <w:bCs w:val="false"/>
+                <w:i w:val="false"/>
+                <w:iCs w:val="false"/>
+              </w:rPr>
+              <w:t xml:space="preserve">drive.turn_to_angle(heading + 90)</w:t>
             </w:r>
           </w:p>
         </w:tc>
@@ -1133,7 +1133,7 @@
         </w:tc>
         <w:tc>
           <w:tcPr>
-            <w:tcW w:type="dxa" w:w="3744"/>
+            <w:tcW w:type="dxa" w:w="3276"/>
             <w:tcBorders>
               <w:top w:val="single" w:color="BFC7D2" w:sz="4"/>
               <w:left w:val="single" w:color="BFC7D2" w:sz="4"/>
@@ -1165,7 +1165,7 @@
         </w:tc>
         <w:tc>
           <w:tcPr>
-            <w:tcW w:type="dxa" w:w="3089"/>
+            <w:tcW w:type="dxa" w:w="3557"/>
             <w:tcBorders>
               <w:top w:val="single" w:color="BFC7D2" w:sz="4"/>
               <w:left w:val="single" w:color="BFC7D2" w:sz="4"/>
@@ -1231,7 +1231,7 @@
         </w:tc>
         <w:tc>
           <w:tcPr>
-            <w:tcW w:type="dxa" w:w="3744"/>
+            <w:tcW w:type="dxa" w:w="3276"/>
             <w:tcBorders>
               <w:top w:val="single" w:color="BFC7D2" w:sz="4"/>
               <w:left w:val="single" w:color="BFC7D2" w:sz="4"/>
@@ -1262,7 +1262,7 @@
         </w:tc>
         <w:tc>
           <w:tcPr>
-            <w:tcW w:type="dxa" w:w="3089"/>
+            <w:tcW w:type="dxa" w:w="3557"/>
             <w:tcBorders>
               <w:top w:val="single" w:color="BFC7D2" w:sz="4"/>
               <w:left w:val="single" w:color="BFC7D2" w:sz="4"/>
@@ -1328,7 +1328,7 @@
         </w:tc>
         <w:tc>
           <w:tcPr>
-            <w:tcW w:type="dxa" w:w="3744"/>
+            <w:tcW w:type="dxa" w:w="3276"/>
             <w:tcBorders>
               <w:top w:val="single" w:color="BFC7D2" w:sz="4"/>
               <w:left w:val="single" w:color="BFC7D2" w:sz="4"/>
@@ -1360,7 +1360,7 @@
         </w:tc>
         <w:tc>
           <w:tcPr>
-            <w:tcW w:type="dxa" w:w="3089"/>
+            <w:tcW w:type="dxa" w:w="3557"/>
             <w:tcBorders>
               <w:top w:val="single" w:color="BFC7D2" w:sz="4"/>
               <w:left w:val="single" w:color="BFC7D2" w:sz="4"/>
@@ -1426,7 +1426,7 @@
         </w:tc>
         <w:tc>
           <w:tcPr>
-            <w:tcW w:type="dxa" w:w="3744"/>
+            <w:tcW w:type="dxa" w:w="3276"/>
             <w:tcBorders>
               <w:top w:val="single" w:color="BFC7D2" w:sz="4"/>
               <w:left w:val="single" w:color="BFC7D2" w:sz="4"/>
@@ -1457,7 +1457,7 @@
         </w:tc>
         <w:tc>
           <w:tcPr>
-            <w:tcW w:type="dxa" w:w="3089"/>
+            <w:tcW w:type="dxa" w:w="3557"/>
             <w:tcBorders>
               <w:top w:val="single" w:color="BFC7D2" w:sz="4"/>
               <w:left w:val="single" w:color="BFC7D2" w:sz="4"/>
@@ -1523,7 +1523,7 @@
         </w:tc>
         <w:tc>
           <w:tcPr>
-            <w:tcW w:type="dxa" w:w="3744"/>
+            <w:tcW w:type="dxa" w:w="3276"/>
             <w:tcBorders>
               <w:top w:val="single" w:color="BFC7D2" w:sz="4"/>
               <w:left w:val="single" w:color="BFC7D2" w:sz="4"/>
@@ -1555,7 +1555,7 @@
         </w:tc>
         <w:tc>
           <w:tcPr>
-            <w:tcW w:type="dxa" w:w="3089"/>
+            <w:tcW w:type="dxa" w:w="3557"/>
             <w:tcBorders>
               <w:top w:val="single" w:color="BFC7D2" w:sz="4"/>
               <w:left w:val="single" w:color="BFC7D2" w:sz="4"/>
@@ -1621,7 +1621,7 @@
         </w:tc>
         <w:tc>
           <w:tcPr>
-            <w:tcW w:type="dxa" w:w="3744"/>
+            <w:tcW w:type="dxa" w:w="3276"/>
             <w:tcBorders>
               <w:top w:val="single" w:color="BFC7D2" w:sz="4"/>
               <w:left w:val="single" w:color="BFC7D2" w:sz="4"/>
@@ -1652,7 +1652,7 @@
         </w:tc>
         <w:tc>
           <w:tcPr>
-            <w:tcW w:type="dxa" w:w="3089"/>
+            <w:tcW w:type="dxa" w:w="3557"/>
             <w:tcBorders>
               <w:top w:val="single" w:color="BFC7D2" w:sz="4"/>
               <w:left w:val="single" w:color="BFC7D2" w:sz="4"/>
@@ -1718,7 +1718,7 @@
         </w:tc>
         <w:tc>
           <w:tcPr>
-            <w:tcW w:type="dxa" w:w="3744"/>
+            <w:tcW w:type="dxa" w:w="3276"/>
             <w:tcBorders>
               <w:top w:val="single" w:color="BFC7D2" w:sz="4"/>
               <w:left w:val="single" w:color="BFC7D2" w:sz="4"/>
@@ -1750,7 +1750,7 @@
         </w:tc>
         <w:tc>
           <w:tcPr>
-            <w:tcW w:type="dxa" w:w="3089"/>
+            <w:tcW w:type="dxa" w:w="3557"/>
             <w:tcBorders>
               <w:top w:val="single" w:color="BFC7D2" w:sz="4"/>
               <w:left w:val="single" w:color="BFC7D2" w:sz="4"/>
@@ -1777,6 +1777,632 @@
                 <w:iCs w:val="false"/>
               </w:rPr>
               <w:t xml:space="preserve">same thinking</w:t>
+            </w:r>
+          </w:p>
+        </w:tc>
+      </w:tr>
+    </w:tbl>
+    <w:p>
+      <w:pPr>
+        <w:pBdr>
+          <w:bottom w:val="single" w:color="2E75B6" w:sz="6" w:space="2"/>
+        </w:pBdr>
+        <w:spacing w:after="70" w:before="200"/>
+      </w:pPr>
+      <w:r>
+        <w:rPr>
+          <w:b/>
+          <w:bCs/>
+          <w:i w:val="false"/>
+          <w:iCs w:val="false"/>
+          <w:color w:val="2E75B6"/>
+          <w:sz w:val="24"/>
+          <w:szCs w:val="24"/>
+        </w:rPr>
+        <w:t xml:space="preserve">On the team — going further (SpartanDrive)</w:t>
+      </w:r>
+    </w:p>
+    <w:tbl>
+      <w:tblPr>
+        <w:tblW w:type="dxa" w:w="9360"/>
+        <w:tblBorders>
+          <w:top w:val="single" w:color="auto" w:sz="4"/>
+          <w:left w:val="single" w:color="auto" w:sz="4"/>
+          <w:bottom w:val="single" w:color="auto" w:sz="4"/>
+          <w:right w:val="single" w:color="auto" w:sz="4"/>
+          <w:insideH w:val="single" w:color="auto" w:sz="4"/>
+          <w:insideV w:val="single" w:color="auto" w:sz="4"/>
+        </w:tblBorders>
+      </w:tblPr>
+      <w:tblGrid>
+        <w:gridCol w:w="100"/>
+        <w:gridCol w:w="100"/>
+      </w:tblGrid>
+      <w:tr>
+        <w:trPr>
+          <w:tblHeader/>
+        </w:trPr>
+        <w:tc>
+          <w:tcPr>
+            <w:tcW w:type="dxa" w:w="4306"/>
+            <w:tcBorders>
+              <w:top w:val="single" w:color="BFC7D2" w:sz="4"/>
+              <w:left w:val="single" w:color="BFC7D2" w:sz="4"/>
+              <w:bottom w:val="single" w:color="BFC7D2" w:sz="4"/>
+              <w:right w:val="single" w:color="BFC7D2" w:sz="4"/>
+            </w:tcBorders>
+            <w:shd w:fill="1F3864" w:val="clear"/>
+            <w:tcMar>
+              <w:top w:type="dxa" w:w="60"/>
+              <w:left w:type="dxa" w:w="90"/>
+              <w:bottom w:type="dxa" w:w="60"/>
+              <w:right w:type="dxa" w:w="90"/>
+            </w:tcMar>
+          </w:tcPr>
+          <w:p>
+            <w:r>
+              <w:rPr>
+                <w:b/>
+                <w:bCs/>
+                <w:i w:val="false"/>
+                <w:iCs w:val="false"/>
+                <w:color w:val="FFFFFF"/>
+                <w:sz w:val="19"/>
+                <w:szCs w:val="19"/>
+              </w:rPr>
+              <w:t xml:space="preserve">On the team you'll also meet</w:t>
+            </w:r>
+          </w:p>
+        </w:tc>
+        <w:tc>
+          <w:tcPr>
+            <w:tcW w:type="dxa" w:w="5054"/>
+            <w:tcBorders>
+              <w:top w:val="single" w:color="BFC7D2" w:sz="4"/>
+              <w:left w:val="single" w:color="BFC7D2" w:sz="4"/>
+              <w:bottom w:val="single" w:color="BFC7D2" w:sz="4"/>
+              <w:right w:val="single" w:color="BFC7D2" w:sz="4"/>
+            </w:tcBorders>
+            <w:shd w:fill="1F3864" w:val="clear"/>
+            <w:tcMar>
+              <w:top w:type="dxa" w:w="60"/>
+              <w:left w:type="dxa" w:w="90"/>
+              <w:bottom w:type="dxa" w:w="60"/>
+              <w:right w:type="dxa" w:w="90"/>
+            </w:tcMar>
+          </w:tcPr>
+          <w:p>
+            <w:r>
+              <w:rPr>
+                <w:b/>
+                <w:bCs/>
+                <w:i w:val="false"/>
+                <w:iCs w:val="false"/>
+                <w:color w:val="FFFFFF"/>
+                <w:sz w:val="19"/>
+                <w:szCs w:val="19"/>
+              </w:rPr>
+              <w:t xml:space="preserve">What it does</w:t>
+            </w:r>
+          </w:p>
+        </w:tc>
+      </w:tr>
+      <w:tr>
+        <w:tc>
+          <w:tcPr>
+            <w:tcW w:type="dxa" w:w="4306"/>
+            <w:tcBorders>
+              <w:top w:val="single" w:color="BFC7D2" w:sz="4"/>
+              <w:left w:val="single" w:color="BFC7D2" w:sz="4"/>
+              <w:bottom w:val="single" w:color="BFC7D2" w:sz="4"/>
+              <w:right w:val="single" w:color="BFC7D2" w:sz="4"/>
+            </w:tcBorders>
+            <w:tcMar>
+              <w:top w:type="dxa" w:w="55"/>
+              <w:left w:type="dxa" w:w="90"/>
+              <w:bottom w:type="dxa" w:w="55"/>
+              <w:right w:type="dxa" w:w="90"/>
+            </w:tcMar>
+          </w:tcPr>
+          <w:p>
+            <w:pPr>
+              <w:spacing w:line="250"/>
+            </w:pPr>
+            <w:r>
+              <w:rPr>
+                <w:b w:val="false"/>
+                <w:bCs w:val="false"/>
+                <w:i w:val="false"/>
+                <w:iCs w:val="false"/>
+              </w:rPr>
+              <w:t xml:space="preserve">drive.swing_turn(90, true)</w:t>
+            </w:r>
+          </w:p>
+        </w:tc>
+        <w:tc>
+          <w:tcPr>
+            <w:tcW w:type="dxa" w:w="5054"/>
+            <w:tcBorders>
+              <w:top w:val="single" w:color="BFC7D2" w:sz="4"/>
+              <w:left w:val="single" w:color="BFC7D2" w:sz="4"/>
+              <w:bottom w:val="single" w:color="BFC7D2" w:sz="4"/>
+              <w:right w:val="single" w:color="BFC7D2" w:sz="4"/>
+            </w:tcBorders>
+            <w:tcMar>
+              <w:top w:type="dxa" w:w="55"/>
+              <w:left w:type="dxa" w:w="90"/>
+              <w:bottom w:type="dxa" w:w="55"/>
+              <w:right w:type="dxa" w:w="90"/>
+            </w:tcMar>
+          </w:tcPr>
+          <w:p>
+            <w:pPr>
+              <w:spacing w:line="250"/>
+            </w:pPr>
+            <w:r>
+              <w:rPr>
+                <w:b w:val="false"/>
+                <w:bCs w:val="false"/>
+                <w:i w:val="false"/>
+                <w:iCs w:val="false"/>
+              </w:rPr>
+              <w:t xml:space="preserve">Pivot on one side; the other holds — a wide, sweeping turn.</w:t>
+            </w:r>
+          </w:p>
+        </w:tc>
+      </w:tr>
+      <w:tr>
+        <w:tc>
+          <w:tcPr>
+            <w:tcW w:type="dxa" w:w="4306"/>
+            <w:tcBorders>
+              <w:top w:val="single" w:color="BFC7D2" w:sz="4"/>
+              <w:left w:val="single" w:color="BFC7D2" w:sz="4"/>
+              <w:bottom w:val="single" w:color="BFC7D2" w:sz="4"/>
+              <w:right w:val="single" w:color="BFC7D2" w:sz="4"/>
+            </w:tcBorders>
+            <w:shd w:fill="F2F7FC" w:val="clear"/>
+            <w:tcMar>
+              <w:top w:type="dxa" w:w="55"/>
+              <w:left w:type="dxa" w:w="90"/>
+              <w:bottom w:type="dxa" w:w="55"/>
+              <w:right w:type="dxa" w:w="90"/>
+            </w:tcMar>
+          </w:tcPr>
+          <w:p>
+            <w:pPr>
+              <w:spacing w:line="250"/>
+            </w:pPr>
+            <w:r>
+              <w:rPr>
+                <w:b w:val="false"/>
+                <w:bCs w:val="false"/>
+                <w:i w:val="false"/>
+                <w:iCs w:val="false"/>
+              </w:rPr>
+              <w:t xml:space="preserve">drive.drive_distance_chain(24, 3)</w:t>
+            </w:r>
+          </w:p>
+        </w:tc>
+        <w:tc>
+          <w:tcPr>
+            <w:tcW w:type="dxa" w:w="5054"/>
+            <w:tcBorders>
+              <w:top w:val="single" w:color="BFC7D2" w:sz="4"/>
+              <w:left w:val="single" w:color="BFC7D2" w:sz="4"/>
+              <w:bottom w:val="single" w:color="BFC7D2" w:sz="4"/>
+              <w:right w:val="single" w:color="BFC7D2" w:sz="4"/>
+            </w:tcBorders>
+            <w:shd w:fill="F2F7FC" w:val="clear"/>
+            <w:tcMar>
+              <w:top w:type="dxa" w:w="55"/>
+              <w:left w:type="dxa" w:w="90"/>
+              <w:bottom w:type="dxa" w:w="55"/>
+              <w:right w:type="dxa" w:w="90"/>
+            </w:tcMar>
+          </w:tcPr>
+          <w:p>
+            <w:pPr>
+              <w:spacing w:line="250"/>
+            </w:pPr>
+            <w:r>
+              <w:rPr>
+                <w:b w:val="false"/>
+                <w:bCs w:val="false"/>
+                <w:i w:val="false"/>
+                <w:iCs w:val="false"/>
+              </w:rPr>
+              <w:t xml:space="preserve">Drive, but exit early (still rolling) to flow into the next move.</w:t>
+            </w:r>
+          </w:p>
+        </w:tc>
+      </w:tr>
+      <w:tr>
+        <w:tc>
+          <w:tcPr>
+            <w:tcW w:type="dxa" w:w="4306"/>
+            <w:tcBorders>
+              <w:top w:val="single" w:color="BFC7D2" w:sz="4"/>
+              <w:left w:val="single" w:color="BFC7D2" w:sz="4"/>
+              <w:bottom w:val="single" w:color="BFC7D2" w:sz="4"/>
+              <w:right w:val="single" w:color="BFC7D2" w:sz="4"/>
+            </w:tcBorders>
+            <w:tcMar>
+              <w:top w:type="dxa" w:w="55"/>
+              <w:left w:type="dxa" w:w="90"/>
+              <w:bottom w:type="dxa" w:w="55"/>
+              <w:right w:type="dxa" w:w="90"/>
+            </w:tcMar>
+          </w:tcPr>
+          <w:p>
+            <w:pPr>
+              <w:spacing w:line="250"/>
+            </w:pPr>
+            <w:r>
+              <w:rPr>
+                <w:b w:val="false"/>
+                <w:bCs w:val="false"/>
+                <w:i w:val="false"/>
+                <w:iCs w:val="false"/>
+              </w:rPr>
+              <w:t xml:space="preserve">drive.turn_to_angle_chain(90, 5)</w:t>
+            </w:r>
+          </w:p>
+        </w:tc>
+        <w:tc>
+          <w:tcPr>
+            <w:tcW w:type="dxa" w:w="5054"/>
+            <w:tcBorders>
+              <w:top w:val="single" w:color="BFC7D2" w:sz="4"/>
+              <w:left w:val="single" w:color="BFC7D2" w:sz="4"/>
+              <w:bottom w:val="single" w:color="BFC7D2" w:sz="4"/>
+              <w:right w:val="single" w:color="BFC7D2" w:sz="4"/>
+            </w:tcBorders>
+            <w:tcMar>
+              <w:top w:type="dxa" w:w="55"/>
+              <w:left w:type="dxa" w:w="90"/>
+              <w:bottom w:type="dxa" w:w="55"/>
+              <w:right w:type="dxa" w:w="90"/>
+            </w:tcMar>
+          </w:tcPr>
+          <w:p>
+            <w:pPr>
+              <w:spacing w:line="250"/>
+            </w:pPr>
+            <w:r>
+              <w:rPr>
+                <w:b w:val="false"/>
+                <w:bCs w:val="false"/>
+                <w:i w:val="false"/>
+                <w:iCs w:val="false"/>
+              </w:rPr>
+              <w:t xml:space="preserve">Turn, but exit early to chain into the next move.</w:t>
+            </w:r>
+          </w:p>
+        </w:tc>
+      </w:tr>
+      <w:tr>
+        <w:tc>
+          <w:tcPr>
+            <w:tcW w:type="dxa" w:w="4306"/>
+            <w:tcBorders>
+              <w:top w:val="single" w:color="BFC7D2" w:sz="4"/>
+              <w:left w:val="single" w:color="BFC7D2" w:sz="4"/>
+              <w:bottom w:val="single" w:color="BFC7D2" w:sz="4"/>
+              <w:right w:val="single" w:color="BFC7D2" w:sz="4"/>
+            </w:tcBorders>
+            <w:shd w:fill="F2F7FC" w:val="clear"/>
+            <w:tcMar>
+              <w:top w:type="dxa" w:w="55"/>
+              <w:left w:type="dxa" w:w="90"/>
+              <w:bottom w:type="dxa" w:w="55"/>
+              <w:right w:type="dxa" w:w="90"/>
+            </w:tcMar>
+          </w:tcPr>
+          <w:p>
+            <w:pPr>
+              <w:spacing w:line="250"/>
+            </w:pPr>
+            <w:r>
+              <w:rPr>
+                <w:b w:val="false"/>
+                <w:bCs w:val="false"/>
+                <w:i w:val="false"/>
+                <w:iCs w:val="false"/>
+              </w:rPr>
+              <w:t xml:space="preserve">drive.get_pose()  ·  drive.set_pose(...)</w:t>
+            </w:r>
+          </w:p>
+        </w:tc>
+        <w:tc>
+          <w:tcPr>
+            <w:tcW w:type="dxa" w:w="5054"/>
+            <w:tcBorders>
+              <w:top w:val="single" w:color="BFC7D2" w:sz="4"/>
+              <w:left w:val="single" w:color="BFC7D2" w:sz="4"/>
+              <w:bottom w:val="single" w:color="BFC7D2" w:sz="4"/>
+              <w:right w:val="single" w:color="BFC7D2" w:sz="4"/>
+            </w:tcBorders>
+            <w:shd w:fill="F2F7FC" w:val="clear"/>
+            <w:tcMar>
+              <w:top w:type="dxa" w:w="55"/>
+              <w:left w:type="dxa" w:w="90"/>
+              <w:bottom w:type="dxa" w:w="55"/>
+              <w:right w:type="dxa" w:w="90"/>
+            </w:tcMar>
+          </w:tcPr>
+          <w:p>
+            <w:pPr>
+              <w:spacing w:line="250"/>
+            </w:pPr>
+            <w:r>
+              <w:rPr>
+                <w:b w:val="false"/>
+                <w:bCs w:val="false"/>
+                <w:i w:val="false"/>
+                <w:iCs w:val="false"/>
+              </w:rPr>
+              <w:t xml:space="preserve">Read or set the robot's (x, y) field position.</w:t>
+            </w:r>
+          </w:p>
+        </w:tc>
+      </w:tr>
+      <w:tr>
+        <w:tc>
+          <w:tcPr>
+            <w:tcW w:type="dxa" w:w="4306"/>
+            <w:tcBorders>
+              <w:top w:val="single" w:color="BFC7D2" w:sz="4"/>
+              <w:left w:val="single" w:color="BFC7D2" w:sz="4"/>
+              <w:bottom w:val="single" w:color="BFC7D2" w:sz="4"/>
+              <w:right w:val="single" w:color="BFC7D2" w:sz="4"/>
+            </w:tcBorders>
+            <w:tcMar>
+              <w:top w:type="dxa" w:w="55"/>
+              <w:left w:type="dxa" w:w="90"/>
+              <w:bottom w:type="dxa" w:w="55"/>
+              <w:right w:type="dxa" w:w="90"/>
+            </w:tcMar>
+          </w:tcPr>
+          <w:p>
+            <w:pPr>
+              <w:spacing w:line="250"/>
+            </w:pPr>
+            <w:r>
+              <w:rPr>
+                <w:b w:val="false"/>
+                <w:bCs w:val="false"/>
+                <w:i w:val="false"/>
+                <w:iCs w:val="false"/>
+              </w:rPr>
+              <w:t xml:space="preserve">drive.reset_odom()</w:t>
+            </w:r>
+          </w:p>
+        </w:tc>
+        <w:tc>
+          <w:tcPr>
+            <w:tcW w:type="dxa" w:w="5054"/>
+            <w:tcBorders>
+              <w:top w:val="single" w:color="BFC7D2" w:sz="4"/>
+              <w:left w:val="single" w:color="BFC7D2" w:sz="4"/>
+              <w:bottom w:val="single" w:color="BFC7D2" w:sz="4"/>
+              <w:right w:val="single" w:color="BFC7D2" w:sz="4"/>
+            </w:tcBorders>
+            <w:tcMar>
+              <w:top w:type="dxa" w:w="55"/>
+              <w:left w:type="dxa" w:w="90"/>
+              <w:bottom w:type="dxa" w:w="55"/>
+              <w:right w:type="dxa" w:w="90"/>
+            </w:tcMar>
+          </w:tcPr>
+          <w:p>
+            <w:pPr>
+              <w:spacing w:line="250"/>
+            </w:pPr>
+            <w:r>
+              <w:rPr>
+                <w:b w:val="false"/>
+                <w:bCs w:val="false"/>
+                <w:i w:val="false"/>
+                <w:iCs w:val="false"/>
+              </w:rPr>
+              <w:t xml:space="preserve">Zero the odometry position.</w:t>
+            </w:r>
+          </w:p>
+        </w:tc>
+      </w:tr>
+      <w:tr>
+        <w:tc>
+          <w:tcPr>
+            <w:tcW w:type="dxa" w:w="4306"/>
+            <w:tcBorders>
+              <w:top w:val="single" w:color="BFC7D2" w:sz="4"/>
+              <w:left w:val="single" w:color="BFC7D2" w:sz="4"/>
+              <w:bottom w:val="single" w:color="BFC7D2" w:sz="4"/>
+              <w:right w:val="single" w:color="BFC7D2" w:sz="4"/>
+            </w:tcBorders>
+            <w:shd w:fill="F2F7FC" w:val="clear"/>
+            <w:tcMar>
+              <w:top w:type="dxa" w:w="55"/>
+              <w:left w:type="dxa" w:w="90"/>
+              <w:bottom w:type="dxa" w:w="55"/>
+              <w:right w:type="dxa" w:w="90"/>
+            </w:tcMar>
+          </w:tcPr>
+          <w:p>
+            <w:pPr>
+              <w:spacing w:line="250"/>
+            </w:pPr>
+            <w:r>
+              <w:rPr>
+                <w:b w:val="false"/>
+                <w:bCs w:val="false"/>
+                <w:i w:val="false"/>
+                <w:iCs w:val="false"/>
+              </w:rPr>
+              <w:t xml:space="preserve">drive.drive_raw(left, right)</w:t>
+            </w:r>
+          </w:p>
+        </w:tc>
+        <w:tc>
+          <w:tcPr>
+            <w:tcW w:type="dxa" w:w="5054"/>
+            <w:tcBorders>
+              <w:top w:val="single" w:color="BFC7D2" w:sz="4"/>
+              <w:left w:val="single" w:color="BFC7D2" w:sz="4"/>
+              <w:bottom w:val="single" w:color="BFC7D2" w:sz="4"/>
+              <w:right w:val="single" w:color="BFC7D2" w:sz="4"/>
+            </w:tcBorders>
+            <w:shd w:fill="F2F7FC" w:val="clear"/>
+            <w:tcMar>
+              <w:top w:type="dxa" w:w="55"/>
+              <w:left w:type="dxa" w:w="90"/>
+              <w:bottom w:type="dxa" w:w="55"/>
+              <w:right w:type="dxa" w:w="90"/>
+            </w:tcMar>
+          </w:tcPr>
+          <w:p>
+            <w:pPr>
+              <w:spacing w:line="250"/>
+            </w:pPr>
+            <w:r>
+              <w:rPr>
+                <w:b w:val="false"/>
+                <w:bCs w:val="false"/>
+                <w:i w:val="false"/>
+                <w:iCs w:val="false"/>
+              </w:rPr>
+              <w:t xml:space="preserve">Raw power to each side — the escape hatch.</w:t>
+            </w:r>
+          </w:p>
+        </w:tc>
+      </w:tr>
+      <w:tr>
+        <w:tc>
+          <w:tcPr>
+            <w:tcW w:type="dxa" w:w="4306"/>
+            <w:tcBorders>
+              <w:top w:val="single" w:color="BFC7D2" w:sz="4"/>
+              <w:left w:val="single" w:color="BFC7D2" w:sz="4"/>
+              <w:bottom w:val="single" w:color="BFC7D2" w:sz="4"/>
+              <w:right w:val="single" w:color="BFC7D2" w:sz="4"/>
+            </w:tcBorders>
+            <w:tcMar>
+              <w:top w:type="dxa" w:w="55"/>
+              <w:left w:type="dxa" w:w="90"/>
+              <w:bottom w:type="dxa" w:w="55"/>
+              <w:right w:type="dxa" w:w="90"/>
+            </w:tcMar>
+          </w:tcPr>
+          <w:p>
+            <w:pPr>
+              <w:spacing w:line="250"/>
+            </w:pPr>
+            <w:r>
+              <w:rPr>
+                <w:b w:val="false"/>
+                <w:bCs w:val="false"/>
+                <w:i w:val="false"/>
+                <w:iCs w:val="false"/>
+              </w:rPr>
+              <w:t xml:space="preserve">drive.set_drive_constants(...)  ·  set_turn_constants(...)</w:t>
+            </w:r>
+          </w:p>
+        </w:tc>
+        <w:tc>
+          <w:tcPr>
+            <w:tcW w:type="dxa" w:w="5054"/>
+            <w:tcBorders>
+              <w:top w:val="single" w:color="BFC7D2" w:sz="4"/>
+              <w:left w:val="single" w:color="BFC7D2" w:sz="4"/>
+              <w:bottom w:val="single" w:color="BFC7D2" w:sz="4"/>
+              <w:right w:val="single" w:color="BFC7D2" w:sz="4"/>
+            </w:tcBorders>
+            <w:tcMar>
+              <w:top w:type="dxa" w:w="55"/>
+              <w:left w:type="dxa" w:w="90"/>
+              <w:bottom w:type="dxa" w:w="55"/>
+              <w:right w:type="dxa" w:w="90"/>
+            </w:tcMar>
+          </w:tcPr>
+          <w:p>
+            <w:pPr>
+              <w:spacing w:line="250"/>
+            </w:pPr>
+            <w:r>
+              <w:rPr>
+                <w:b w:val="false"/>
+                <w:bCs w:val="false"/>
+                <w:i w:val="false"/>
+                <w:iCs w:val="false"/>
+              </w:rPr>
+              <w:t xml:space="preserve">Tune the drive / turn PID gains.</w:t>
+            </w:r>
+          </w:p>
+        </w:tc>
+      </w:tr>
+      <w:tr>
+        <w:tc>
+          <w:tcPr>
+            <w:tcW w:type="dxa" w:w="4306"/>
+            <w:tcBorders>
+              <w:top w:val="single" w:color="BFC7D2" w:sz="4"/>
+              <w:left w:val="single" w:color="BFC7D2" w:sz="4"/>
+              <w:bottom w:val="single" w:color="BFC7D2" w:sz="4"/>
+              <w:right w:val="single" w:color="BFC7D2" w:sz="4"/>
+            </w:tcBorders>
+            <w:shd w:fill="F2F7FC" w:val="clear"/>
+            <w:tcMar>
+              <w:top w:type="dxa" w:w="55"/>
+              <w:left w:type="dxa" w:w="90"/>
+              <w:bottom w:type="dxa" w:w="55"/>
+              <w:right w:type="dxa" w:w="90"/>
+            </w:tcMar>
+          </w:tcPr>
+          <w:p>
+            <w:pPr>
+              <w:spacing w:line="250"/>
+            </w:pPr>
+            <w:r>
+              <w:rPr>
+                <w:b w:val="false"/>
+                <w:bCs w:val="false"/>
+                <w:i w:val="false"/>
+                <w:iCs w:val="false"/>
+              </w:rPr>
+              <w:t xml:space="preserve">drive.stop()  ·  drive.hottest_motor_temp()</w:t>
+            </w:r>
+          </w:p>
+        </w:tc>
+        <w:tc>
+          <w:tcPr>
+            <w:tcW w:type="dxa" w:w="5054"/>
+            <w:tcBorders>
+              <w:top w:val="single" w:color="BFC7D2" w:sz="4"/>
+              <w:left w:val="single" w:color="BFC7D2" w:sz="4"/>
+              <w:bottom w:val="single" w:color="BFC7D2" w:sz="4"/>
+              <w:right w:val="single" w:color="BFC7D2" w:sz="4"/>
+            </w:tcBorders>
+            <w:shd w:fill="F2F7FC" w:val="clear"/>
+            <w:tcMar>
+              <w:top w:type="dxa" w:w="55"/>
+              <w:left w:type="dxa" w:w="90"/>
+              <w:bottom w:type="dxa" w:w="55"/>
+              <w:right w:type="dxa" w:w="90"/>
+            </w:tcMar>
+          </w:tcPr>
+          <w:p>
+            <w:pPr>
+              <w:spacing w:line="250"/>
+            </w:pPr>
+            <w:r>
+              <w:rPr>
+                <w:b w:val="false"/>
+                <w:bCs w:val="false"/>
+                <w:i w:val="false"/>
+                <w:iCs w:val="false"/>
+              </w:rPr>
+              <w:t xml:space="preserve">Stop the drive · check the hottest motor.</w:t>
             </w:r>
           </w:p>
         </w:tc>
